--- a/src/Tests/Inputs/cards/15/input.docx
+++ b/src/Tests/Inputs/cards/15/input.docx
@@ -1,6 +1,6 @@
 
 <file path=word/document.xml><?xml version="1.0" encoding="utf-8"?>
-<w:document xmlns:wpc="http://schemas.microsoft.com/office/word/2010/wordprocessingCanvas" xmlns:cx="http://schemas.microsoft.com/office/drawing/2014/chartex" xmlns:cx1="http://schemas.microsoft.com/office/drawing/2015/9/8/chartex" xmlns:cx2="http://schemas.microsoft.com/office/drawing/2015/10/21/chartex" xmlns:cx3="http://schemas.microsoft.com/office/drawing/2016/5/9/chartex" xmlns:cx4="http://schemas.microsoft.com/office/drawing/2016/5/10/chartex" xmlns:cx5="http://schemas.microsoft.com/office/drawing/2016/5/11/chartex" xmlns:cx6="http://schemas.microsoft.com/office/drawing/2016/5/12/chartex" xmlns:cx7="http://schemas.microsoft.com/office/drawing/2016/5/13/chartex" xmlns:cx8="http://schemas.microsoft.com/office/drawing/2016/5/14/chartex" xmlns:mc="http://schemas.openxmlformats.org/markup-compatibility/2006" xmlns:aink="http://schemas.microsoft.com/office/drawing/2016/ink" xmlns:am3d="http://schemas.microsoft.com/office/drawing/2017/model3d" xmlns:o="urn:schemas-microsoft-com:office:office" xmlns:r="http://schemas.openxmlformats.org/officeDocument/2006/relationships" xmlns:m="http://schemas.openxmlformats.org/officeDocument/2006/math" xmlns:v="urn:schemas-microsoft-com:vml" xmlns:wp14="http://schemas.microsoft.com/office/word/2010/wordprocessingDrawing" xmlns:wp="http://schemas.openxmlformats.org/drawingml/2006/wordprocessingDrawing" xmlns:w10="urn:schemas-microsoft-com:office:word" xmlns:w="http://schemas.openxmlformats.org/wordprocessingml/2006/main" xmlns:w14="http://schemas.microsoft.com/office/word/2010/wordml" xmlns:w15="http://schemas.microsoft.com/office/word/2012/wordml" xmlns:w16cid="http://schemas.microsoft.com/office/word/2016/wordml/cid" xmlns:w16se="http://schemas.microsoft.com/office/word/2015/wordml/symex" xmlns:wpg="http://schemas.microsoft.com/office/word/2010/wordprocessingGroup" xmlns:wpi="http://schemas.microsoft.com/office/word/2010/wordprocessingInk" xmlns:wne="http://schemas.microsoft.com/office/word/2006/wordml" xmlns:wps="http://schemas.microsoft.com/office/word/2010/wordprocessingShape" mc:Ignorable="w14 w15 w16se w16cid wp14">
+<w:document xmlns:a="http://schemas.openxmlformats.org/drawingml/2006/main" xmlns:pic="http://schemas.openxmlformats.org/drawingml/2006/picture" xmlns:wpc="http://schemas.microsoft.com/office/word/2010/wordprocessingCanvas" xmlns:cx="http://schemas.microsoft.com/office/drawing/2014/chartex" xmlns:cx1="http://schemas.microsoft.com/office/drawing/2015/9/8/chartex" xmlns:cx2="http://schemas.microsoft.com/office/drawing/2015/10/21/chartex" xmlns:cx3="http://schemas.microsoft.com/office/drawing/2016/5/9/chartex" xmlns:cx4="http://schemas.microsoft.com/office/drawing/2016/5/10/chartex" xmlns:cx5="http://schemas.microsoft.com/office/drawing/2016/5/11/chartex" xmlns:cx6="http://schemas.microsoft.com/office/drawing/2016/5/12/chartex" xmlns:cx7="http://schemas.microsoft.com/office/drawing/2016/5/13/chartex" xmlns:cx8="http://schemas.microsoft.com/office/drawing/2016/5/14/chartex" xmlns:mc="http://schemas.openxmlformats.org/markup-compatibility/2006" xmlns:aink="http://schemas.microsoft.com/office/drawing/2016/ink" xmlns:am3d="http://schemas.microsoft.com/office/drawing/2017/model3d" xmlns:o="urn:schemas-microsoft-com:office:office" xmlns:r="http://schemas.openxmlformats.org/officeDocument/2006/relationships" xmlns:m="http://schemas.openxmlformats.org/officeDocument/2006/math" xmlns:v="urn:schemas-microsoft-com:vml" xmlns:wp14="http://schemas.microsoft.com/office/word/2010/wordprocessingDrawing" xmlns:wp="http://schemas.openxmlformats.org/drawingml/2006/wordprocessingDrawing" xmlns:w10="urn:schemas-microsoft-com:office:word" xmlns:w="http://schemas.openxmlformats.org/wordprocessingml/2006/main" xmlns:w14="http://schemas.microsoft.com/office/word/2010/wordml" xmlns:w15="http://schemas.microsoft.com/office/word/2012/wordml" xmlns:w16cid="http://schemas.microsoft.com/office/word/2016/wordml/cid" xmlns:w16se="http://schemas.microsoft.com/office/word/2015/wordml/symex" xmlns:wpg="http://schemas.microsoft.com/office/word/2010/wordprocessingGroup" xmlns:wpi="http://schemas.microsoft.com/office/word/2010/wordprocessingInk" xmlns:wne="http://schemas.microsoft.com/office/word/2006/wordml" xmlns:wps="http://schemas.microsoft.com/office/word/2010/wordprocessingShape" mc:Ignorable="w14 w15 w16se w16cid wp14">
   <w:body>
     <w:tbl>
       <w:tblPr>
@@ -38,7 +38,7 @@
               <w:ind w:left="0" w:right="0"/>
               <w:contextualSpacing/>
               <w:rPr>
-                <w:rFonts w:ascii="Calibri" w:eastAsia="Meiryo" w:hAnsi="Calibri" w:cs="Times New Roman"/>
+                <w:rFonts w:ascii="Calibri" w:hAnsi="Calibri" w:eastAsia="Meiryo" w:cs="Times New Roman"/>
                 <w:color w:val="FFFFFF" w:themeColor="background1"/>
                 <w:kern w:val="28"/>
                 <w:sz w:val="60"/>
@@ -47,7 +47,7 @@
             </w:pPr>
             <w:r>
               <w:rPr>
-                <w:rFonts w:ascii="Calibri" w:eastAsia="Meiryo" w:hAnsi="Calibri" w:cs="Times New Roman"/>
+                <w:rFonts w:ascii="Calibri" w:hAnsi="Calibri" w:eastAsia="Meiryo" w:cs="Times New Roman"/>
                 <w:noProof/>
                 <w:color w:val="FFFFFF" w:themeColor="background1"/>
                 <w:kern w:val="28"/>
@@ -108,7 +108,7 @@
               <w:ind w:left="0" w:right="0"/>
               <w:contextualSpacing/>
               <w:rPr>
-                <w:rFonts w:ascii="Calibri" w:eastAsia="Meiryo" w:hAnsi="Calibri" w:cs="Times New Roman"/>
+                <w:rFonts w:ascii="Calibri" w:hAnsi="Calibri" w:eastAsia="Meiryo" w:cs="Times New Roman"/>
                 <w:color w:val="FFFFFF" w:themeColor="background1"/>
                 <w:kern w:val="28"/>
                 <w:sz w:val="60"/>
@@ -200,7 +200,7 @@
               <w:ind w:left="0" w:right="0"/>
               <w:contextualSpacing/>
               <w:rPr>
-                <w:rFonts w:ascii="Calibri" w:eastAsia="Meiryo" w:hAnsi="Calibri" w:cs="Times New Roman"/>
+                <w:rFonts w:ascii="Calibri" w:hAnsi="Calibri" w:eastAsia="Meiryo" w:cs="Times New Roman"/>
                 <w:noProof/>
                 <w:color w:val="FFFFFF" w:themeColor="background1"/>
                 <w:kern w:val="28"/>
@@ -210,7 +210,7 @@
             </w:pPr>
             <w:r>
               <w:rPr>
-                <w:rFonts w:ascii="Calibri" w:eastAsia="Meiryo" w:hAnsi="Calibri" w:cs="Times New Roman"/>
+                <w:rFonts w:ascii="Calibri" w:hAnsi="Calibri" w:eastAsia="Meiryo" w:cs="Times New Roman"/>
                 <w:noProof/>
                 <w:color w:val="FFFFFF" w:themeColor="background1"/>
                 <w:kern w:val="28"/>
@@ -271,7 +271,7 @@
               <w:ind w:left="0" w:right="0"/>
               <w:contextualSpacing/>
               <w:rPr>
-                <w:rFonts w:ascii="Calibri" w:eastAsia="Meiryo" w:hAnsi="Calibri" w:cs="Times New Roman"/>
+                <w:rFonts w:ascii="Calibri" w:hAnsi="Calibri" w:eastAsia="Meiryo" w:cs="Times New Roman"/>
                 <w:noProof/>
                 <w:color w:val="FFFFFF" w:themeColor="background1"/>
                 <w:kern w:val="28"/>
@@ -360,7 +360,7 @@
           <w:szCs w:val="6"/>
         </w:rPr>
       </w:pPr>
-      <w:bookmarkStart w:id="0" w:name="_Hlk16025230"/>
+      <w:bookmarkStart w:name="_Hlk16025230" w:id="0"/>
       <w:r>
         <w:rPr>
           <w:noProof/>
@@ -386,7 +386,7 @@
       </w:tblGrid>
       <w:tr>
         <w:trPr>
-          <w:trHeight w:hRule="exact" w:val="7344"/>
+          <w:trHeight w:val="7344" w:hRule="exact"/>
         </w:trPr>
         <w:tc>
           <w:tcPr>
@@ -428,11 +428,11 @@
           </w:p>
         </w:tc>
       </w:tr>
-      <w:bookmarkStart w:id="1" w:name="_GoBack"/>
+      <w:bookmarkStart w:name="_GoBack" w:id="1"/>
       <w:bookmarkEnd w:id="1"/>
       <w:tr>
         <w:trPr>
-          <w:trHeight w:hRule="exact" w:val="7209"/>
+          <w:trHeight w:val="7209" w:hRule="exact"/>
         </w:trPr>
         <w:tc>
           <w:tcPr>

--- a/src/Tests/Inputs/cards/15/input.docx
+++ b/src/Tests/Inputs/cards/15/input.docx
@@ -26494,822 +26494,6 @@
 </w:styles>
 </file>
 
-<file path=word/glossary/document.xml><?xml version="1.0" encoding="utf-8"?>
-<w:glossaryDocument xmlns:wpc="http://schemas.microsoft.com/office/word/2010/wordprocessingCanvas" xmlns:cx="http://schemas.microsoft.com/office/drawing/2014/chartex" xmlns:cx1="http://schemas.microsoft.com/office/drawing/2015/9/8/chartex" xmlns:cx2="http://schemas.microsoft.com/office/drawing/2015/10/21/chartex" xmlns:cx3="http://schemas.microsoft.com/office/drawing/2016/5/9/chartex" xmlns:cx4="http://schemas.microsoft.com/office/drawing/2016/5/10/chartex" xmlns:cx5="http://schemas.microsoft.com/office/drawing/2016/5/11/chartex" xmlns:cx6="http://schemas.microsoft.com/office/drawing/2016/5/12/chartex" xmlns:cx7="http://schemas.microsoft.com/office/drawing/2016/5/13/chartex" xmlns:cx8="http://schemas.microsoft.com/office/drawing/2016/5/14/chartex" xmlns:mc="http://schemas.openxmlformats.org/markup-compatibility/2006" xmlns:aink="http://schemas.microsoft.com/office/drawing/2016/ink" xmlns:am3d="http://schemas.microsoft.com/office/drawing/2017/model3d" xmlns:o="urn:schemas-microsoft-com:office:office" xmlns:r="http://schemas.openxmlformats.org/officeDocument/2006/relationships" xmlns:m="http://schemas.openxmlformats.org/officeDocument/2006/math" xmlns:v="urn:schemas-microsoft-com:vml" xmlns:wp14="http://schemas.microsoft.com/office/word/2010/wordprocessingDrawing" xmlns:wp="http://schemas.openxmlformats.org/drawingml/2006/wordprocessingDrawing" xmlns:w10="urn:schemas-microsoft-com:office:word" xmlns:w="http://schemas.openxmlformats.org/wordprocessingml/2006/main" xmlns:w14="http://schemas.microsoft.com/office/word/2010/wordml" xmlns:w15="http://schemas.microsoft.com/office/word/2012/wordml" xmlns:w16cid="http://schemas.microsoft.com/office/word/2016/wordml/cid" xmlns:w16se="http://schemas.microsoft.com/office/word/2015/wordml/symex" xmlns:wpg="http://schemas.microsoft.com/office/word/2010/wordprocessingGroup" xmlns:wpi="http://schemas.microsoft.com/office/word/2010/wordprocessingInk" xmlns:wne="http://schemas.microsoft.com/office/word/2006/wordml" xmlns:wps="http://schemas.microsoft.com/office/word/2010/wordprocessingShape" mc:Ignorable="w14 w15 w16se w16cid wp14">
-  <w:docParts>
-    <w:docPart>
-      <w:docPartPr>
-        <w:name w:val="050B11CDA8D641CD86B23612FDFA07EC"/>
-        <w:category>
-          <w:name w:val="General"/>
-          <w:gallery w:val="placeholder"/>
-        </w:category>
-        <w:types>
-          <w:type w:val="bbPlcHdr"/>
-        </w:types>
-        <w:behaviors>
-          <w:behavior w:val="content"/>
-        </w:behaviors>
-        <w:guid w:val="{E494D0BA-C030-4569-8AF5-7FECAA812B8A}"/>
-      </w:docPartPr>
-      <w:docPartBody>
-        <w:p>
-          <w:pPr>
-            <w:pStyle w:val="050B11CDA8D641CD86B23612FDFA07EC"/>
-          </w:pPr>
-          <w:r>
-            <w:t>To get started right away, just tap any placeholder text (such as this) and start typing to replace it with your own or delete for a blank card.</w:t>
-          </w:r>
-        </w:p>
-      </w:docPartBody>
-    </w:docPart>
-    <w:docPart>
-      <w:docPartPr>
-        <w:name w:val="2D970C1ACDA0464FA107BBCAB6B3C7ED"/>
-        <w:category>
-          <w:name w:val="General"/>
-          <w:gallery w:val="placeholder"/>
-        </w:category>
-        <w:types>
-          <w:type w:val="bbPlcHdr"/>
-        </w:types>
-        <w:behaviors>
-          <w:behavior w:val="content"/>
-        </w:behaviors>
-        <w:guid w:val="{6196FA1D-872E-4379-ABD5-683A3DC785AF}"/>
-      </w:docPartPr>
-      <w:docPartBody>
-        <w:p>
-          <w:pPr>
-            <w:pStyle w:val="2D970C1ACDA0464FA107BBCAB6B3C7ED"/>
-          </w:pPr>
-          <w:r>
-            <w:t>To get started right away, just tap any placeholder text (such as this) and start typing to replace it with your own or delete for a blank card.</w:t>
-          </w:r>
-        </w:p>
-      </w:docPartBody>
-    </w:docPart>
-    <w:docPart>
-      <w:docPartPr>
-        <w:name w:val="4AA6AC1404C64DFE8A2116BD7EF45BEB"/>
-        <w:category>
-          <w:name w:val="General"/>
-          <w:gallery w:val="placeholder"/>
-        </w:category>
-        <w:types>
-          <w:type w:val="bbPlcHdr"/>
-        </w:types>
-        <w:behaviors>
-          <w:behavior w:val="content"/>
-        </w:behaviors>
-        <w:guid w:val="{1985B119-B59F-4DD9-9301-F9EF94C2BD56}"/>
-      </w:docPartPr>
-      <w:docPartBody>
-        <w:p>
-          <w:pPr>
-            <w:pStyle w:val="4AA6AC1404C64DFE8A2116BD7EF45BEB"/>
-          </w:pPr>
-          <w:r>
-            <w:rPr>
-              <w:rStyle w:val="PlaceholderText"/>
-            </w:rPr>
-            <w:t>Celebrate!</w:t>
-          </w:r>
-        </w:p>
-      </w:docPartBody>
-    </w:docPart>
-    <w:docPart>
-      <w:docPartPr>
-        <w:name w:val="D94C154860D2445F81E8AC9DF029B38E"/>
-        <w:category>
-          <w:name w:val="General"/>
-          <w:gallery w:val="placeholder"/>
-        </w:category>
-        <w:types>
-          <w:type w:val="bbPlcHdr"/>
-        </w:types>
-        <w:behaviors>
-          <w:behavior w:val="content"/>
-        </w:behaviors>
-        <w:guid w:val="{5D2C8427-556D-483D-B09E-40A8285B6729}"/>
-      </w:docPartPr>
-      <w:docPartBody>
-        <w:p>
-          <w:pPr>
-            <w:pStyle w:val="D94C154860D2445F81E8AC9DF029B38E"/>
-          </w:pPr>
-          <w:r>
-            <w:rPr>
-              <w:rStyle w:val="PlaceholderText"/>
-            </w:rPr>
-            <w:t>Celebrate!</w:t>
-          </w:r>
-        </w:p>
-      </w:docPartBody>
-    </w:docPart>
-  </w:docParts>
-</w:glossaryDocument>
-</file>
-
-<file path=word/glossary/fontTable.xml><?xml version="1.0" encoding="utf-8"?>
-<w:fonts xmlns:mc="http://schemas.openxmlformats.org/markup-compatibility/2006" xmlns:r="http://schemas.openxmlformats.org/officeDocument/2006/relationships" xmlns:w="http://schemas.openxmlformats.org/wordprocessingml/2006/main" xmlns:w14="http://schemas.microsoft.com/office/word/2010/wordml" xmlns:w15="http://schemas.microsoft.com/office/word/2012/wordml" xmlns:w16cid="http://schemas.microsoft.com/office/word/2016/wordml/cid" xmlns:w16se="http://schemas.microsoft.com/office/word/2015/wordml/symex" mc:Ignorable="w14 w15 w16se w16cid">
-  <w:font w:name="Symbol">
-    <w:panose1 w:val="05050102010706020507"/>
-    <w:charset w:val="02"/>
-    <w:family w:val="roman"/>
-    <w:pitch w:val="variable"/>
-    <w:sig w:usb0="00000000" w:usb1="10000000" w:usb2="00000000" w:usb3="00000000" w:csb0="80000000" w:csb1="00000000"/>
-  </w:font>
-  <w:font w:name="Times New Roman">
-    <w:panose1 w:val="02020603050405020304"/>
-    <w:charset w:val="00"/>
-    <w:family w:val="roman"/>
-    <w:pitch w:val="variable"/>
-    <w:sig w:usb0="E0002EFF" w:usb1="C000785B" w:usb2="00000009" w:usb3="00000000" w:csb0="000001FF" w:csb1="00000000"/>
-  </w:font>
-  <w:font w:name="Calibri">
-    <w:panose1 w:val="020F0502020204030204"/>
-    <w:charset w:val="00"/>
-    <w:family w:val="swiss"/>
-    <w:pitch w:val="variable"/>
-    <w:sig w:usb0="E4002EFF" w:usb1="C000247B" w:usb2="00000009" w:usb3="00000000" w:csb0="000001FF" w:csb1="00000000"/>
-  </w:font>
-  <w:font w:name="Meiryo">
-    <w:charset w:val="80"/>
-    <w:family w:val="swiss"/>
-    <w:pitch w:val="variable"/>
-    <w:sig w:usb0="E00002FF" w:usb1="6AC7FFFF" w:usb2="08000012" w:usb3="00000000" w:csb0="0002009F" w:csb1="00000000"/>
-  </w:font>
-  <w:font w:name="Segoe UI">
-    <w:panose1 w:val="020B0502040204020203"/>
-    <w:charset w:val="00"/>
-    <w:family w:val="swiss"/>
-    <w:pitch w:val="variable"/>
-    <w:sig w:usb0="E4002EFF" w:usb1="C000E47F" w:usb2="00000009" w:usb3="00000000" w:csb0="000001FF" w:csb1="00000000"/>
-  </w:font>
-  <w:font w:name="Consolas">
-    <w:panose1 w:val="020B0609020204030204"/>
-    <w:charset w:val="00"/>
-    <w:family w:val="modern"/>
-    <w:pitch w:val="fixed"/>
-    <w:sig w:usb0="E00006FF" w:usb1="0000FCFF" w:usb2="00000001" w:usb3="00000000" w:csb0="0000019F" w:csb1="00000000"/>
-  </w:font>
-  <w:font w:name="Calibri Light">
-    <w:panose1 w:val="020F0302020204030204"/>
-    <w:charset w:val="00"/>
-    <w:family w:val="swiss"/>
-    <w:pitch w:val="variable"/>
-    <w:sig w:usb0="E0002AFF" w:usb1="C000247B" w:usb2="00000009" w:usb3="00000000" w:csb0="000001FF" w:csb1="00000000"/>
-  </w:font>
-</w:fonts>
-</file>
-
-<file path=word/glossary/settings.xml><?xml version="1.0" encoding="utf-8"?>
-<w:settings xmlns:mc="http://schemas.openxmlformats.org/markup-compatibility/2006" xmlns:o="urn:schemas-microsoft-com:office:office" xmlns:r="http://schemas.openxmlformats.org/officeDocument/2006/relationships" xmlns:m="http://schemas.openxmlformats.org/officeDocument/2006/math" xmlns:v="urn:schemas-microsoft-com:vml" xmlns:w10="urn:schemas-microsoft-com:office:word" xmlns:w="http://schemas.openxmlformats.org/wordprocessingml/2006/main" xmlns:w14="http://schemas.microsoft.com/office/word/2010/wordml" xmlns:w15="http://schemas.microsoft.com/office/word/2012/wordml" xmlns:w16cid="http://schemas.microsoft.com/office/word/2016/wordml/cid" xmlns:w16se="http://schemas.microsoft.com/office/word/2015/wordml/symex" xmlns:sl="http://schemas.openxmlformats.org/schemaLibrary/2006/main" mc:Ignorable="w14 w15 w16se w16cid">
-  <w:view w:val="normal"/>
-  <w:revisionView w:comments="0"/>
-  <w:defaultTabStop w:val="720"/>
-  <w:characterSpacingControl w:val="doNotCompress"/>
-  <w:compat>
-    <w:useFELayout/>
-    <w:compatSetting w:name="compatibilityMode" w:uri="http://schemas.microsoft.com/office/word" w:val="15"/>
-    <w:compatSetting w:name="overrideTableStyleFontSizeAndJustification" w:uri="http://schemas.microsoft.com/office/word" w:val="1"/>
-    <w:compatSetting w:name="enableOpenTypeFeatures" w:uri="http://schemas.microsoft.com/office/word" w:val="1"/>
-    <w:compatSetting w:name="doNotFlipMirrorIndents" w:uri="http://schemas.microsoft.com/office/word" w:val="1"/>
-    <w:compatSetting w:name="differentiateMultirowTableHeaders" w:uri="http://schemas.microsoft.com/office/word" w:val="1"/>
-    <w:compatSetting w:name="useWord2013TrackBottomHyphenation" w:uri="http://schemas.microsoft.com/office/word" w:val="0"/>
-  </w:compat>
-  <w:rsids>
-    <w:rsidRoot w:val="008F0511"/>
-    <w:rsid w:val="00147EBE"/>
-    <w:rsid w:val="00185E03"/>
-    <w:rsid w:val="001D7C5E"/>
-    <w:rsid w:val="002811D3"/>
-    <w:rsid w:val="00670AD8"/>
-    <w:rsid w:val="006F7D42"/>
-    <w:rsid w:val="00774C10"/>
-    <w:rsid w:val="008F0511"/>
-    <w:rsid w:val="00A460A6"/>
-  </w:rsids>
-  <m:mathPr>
-    <m:mathFont m:val="Cambria Math"/>
-    <m:brkBin m:val="before"/>
-    <m:brkBinSub m:val="--"/>
-    <m:smallFrac m:val="0"/>
-    <m:dispDef/>
-    <m:lMargin m:val="0"/>
-    <m:rMargin m:val="0"/>
-    <m:defJc m:val="centerGroup"/>
-    <m:wrapIndent m:val="1440"/>
-    <m:intLim m:val="subSup"/>
-    <m:naryLim m:val="undOvr"/>
-  </m:mathPr>
-  <w:themeFontLang w:val="en-US"/>
-  <w:clrSchemeMapping w:bg1="light1" w:t1="dark1" w:bg2="light2" w:t2="dark2" w:accent1="accent1" w:accent2="accent2" w:accent3="accent3" w:accent4="accent4" w:accent5="accent5" w:accent6="accent6" w:hyperlink="hyperlink" w:followedHyperlink="followedHyperlink"/>
-  <w:decimalSymbol w:val="."/>
-  <w:listSeparator w:val=","/>
-  <w15:chartTrackingRefBased/>
-</w:settings>
-</file>
-
-<file path=word/glossary/styles.xml><?xml version="1.0" encoding="utf-8"?>
-<w:styles xmlns:mc="http://schemas.openxmlformats.org/markup-compatibility/2006" xmlns:r="http://schemas.openxmlformats.org/officeDocument/2006/relationships" xmlns:w="http://schemas.openxmlformats.org/wordprocessingml/2006/main" xmlns:w14="http://schemas.microsoft.com/office/word/2010/wordml" xmlns:w15="http://schemas.microsoft.com/office/word/2012/wordml" xmlns:w16cid="http://schemas.microsoft.com/office/word/2016/wordml/cid" xmlns:w16se="http://schemas.microsoft.com/office/word/2015/wordml/symex" mc:Ignorable="w14 w15 w16se w16cid">
-  <w:docDefaults>
-    <w:rPrDefault>
-      <w:rPr>
-        <w:rFonts w:asciiTheme="minorHAnsi" w:eastAsiaTheme="minorEastAsia" w:hAnsiTheme="minorHAnsi" w:cstheme="minorBidi"/>
-        <w:sz w:val="22"/>
-        <w:szCs w:val="22"/>
-        <w:lang w:val="en-US" w:eastAsia="en-US" w:bidi="ar-SA"/>
-      </w:rPr>
-    </w:rPrDefault>
-    <w:pPrDefault>
-      <w:pPr>
-        <w:spacing w:after="160" w:line="259" w:lineRule="auto"/>
-      </w:pPr>
-    </w:pPrDefault>
-  </w:docDefaults>
-  <w:latentStyles w:defLockedState="0" w:defUIPriority="99" w:defSemiHidden="0" w:defUnhideWhenUsed="0" w:defQFormat="0" w:count="376">
-    <w:lsdException w:name="Normal" w:uiPriority="0" w:qFormat="1"/>
-    <w:lsdException w:name="heading 1" w:uiPriority="9" w:qFormat="1"/>
-    <w:lsdException w:name="heading 2" w:semiHidden="1" w:uiPriority="9" w:unhideWhenUsed="1" w:qFormat="1"/>
-    <w:lsdException w:name="heading 3" w:semiHidden="1" w:uiPriority="9" w:unhideWhenUsed="1" w:qFormat="1"/>
-    <w:lsdException w:name="heading 4" w:semiHidden="1" w:uiPriority="9" w:unhideWhenUsed="1" w:qFormat="1"/>
-    <w:lsdException w:name="heading 5" w:semiHidden="1" w:uiPriority="9" w:unhideWhenUsed="1" w:qFormat="1"/>
-    <w:lsdException w:name="heading 6" w:semiHidden="1" w:uiPriority="9" w:unhideWhenUsed="1" w:qFormat="1"/>
-    <w:lsdException w:name="heading 7" w:semiHidden="1" w:uiPriority="9" w:unhideWhenUsed="1" w:qFormat="1"/>
-    <w:lsdException w:name="heading 8" w:semiHidden="1" w:uiPriority="9" w:unhideWhenUsed="1" w:qFormat="1"/>
-    <w:lsdException w:name="heading 9" w:semiHidden="1" w:uiPriority="9" w:unhideWhenUsed="1" w:qFormat="1"/>
-    <w:lsdException w:name="index 1" w:semiHidden="1" w:unhideWhenUsed="1"/>
-    <w:lsdException w:name="index 2" w:semiHidden="1" w:unhideWhenUsed="1"/>
-    <w:lsdException w:name="index 3" w:semiHidden="1" w:unhideWhenUsed="1"/>
-    <w:lsdException w:name="index 4" w:semiHidden="1" w:unhideWhenUsed="1"/>
-    <w:lsdException w:name="index 5" w:semiHidden="1" w:unhideWhenUsed="1"/>
-    <w:lsdException w:name="index 6" w:semiHidden="1" w:unhideWhenUsed="1"/>
-    <w:lsdException w:name="index 7" w:semiHidden="1" w:unhideWhenUsed="1"/>
-    <w:lsdException w:name="index 8" w:semiHidden="1" w:unhideWhenUsed="1"/>
-    <w:lsdException w:name="index 9" w:semiHidden="1" w:unhideWhenUsed="1"/>
-    <w:lsdException w:name="toc 1" w:semiHidden="1" w:uiPriority="39" w:unhideWhenUsed="1"/>
-    <w:lsdException w:name="toc 2" w:semiHidden="1" w:uiPriority="39" w:unhideWhenUsed="1"/>
-    <w:lsdException w:name="toc 3" w:semiHidden="1" w:uiPriority="39" w:unhideWhenUsed="1"/>
-    <w:lsdException w:name="toc 4" w:semiHidden="1" w:uiPriority="39" w:unhideWhenUsed="1"/>
-    <w:lsdException w:name="toc 5" w:semiHidden="1" w:uiPriority="39" w:unhideWhenUsed="1"/>
-    <w:lsdException w:name="toc 6" w:semiHidden="1" w:uiPriority="39" w:unhideWhenUsed="1"/>
-    <w:lsdException w:name="toc 7" w:semiHidden="1" w:uiPriority="39" w:unhideWhenUsed="1"/>
-    <w:lsdException w:name="toc 8" w:semiHidden="1" w:uiPriority="39" w:unhideWhenUsed="1"/>
-    <w:lsdException w:name="toc 9" w:semiHidden="1" w:uiPriority="39" w:unhideWhenUsed="1"/>
-    <w:lsdException w:name="Normal Indent" w:semiHidden="1" w:unhideWhenUsed="1"/>
-    <w:lsdException w:name="footnote text" w:semiHidden="1" w:unhideWhenUsed="1"/>
-    <w:lsdException w:name="annotation text" w:semiHidden="1" w:unhideWhenUsed="1"/>
-    <w:lsdException w:name="header" w:semiHidden="1" w:unhideWhenUsed="1"/>
-    <w:lsdException w:name="footer" w:semiHidden="1" w:unhideWhenUsed="1"/>
-    <w:lsdException w:name="index heading" w:semiHidden="1" w:unhideWhenUsed="1"/>
-    <w:lsdException w:name="caption" w:semiHidden="1" w:uiPriority="35" w:unhideWhenUsed="1" w:qFormat="1"/>
-    <w:lsdException w:name="table of figures" w:semiHidden="1" w:unhideWhenUsed="1"/>
-    <w:lsdException w:name="envelope address" w:semiHidden="1" w:unhideWhenUsed="1"/>
-    <w:lsdException w:name="envelope return" w:semiHidden="1" w:unhideWhenUsed="1"/>
-    <w:lsdException w:name="footnote reference" w:semiHidden="1" w:unhideWhenUsed="1"/>
-    <w:lsdException w:name="annotation reference" w:semiHidden="1" w:unhideWhenUsed="1"/>
-    <w:lsdException w:name="line number" w:semiHidden="1" w:unhideWhenUsed="1"/>
-    <w:lsdException w:name="page number" w:semiHidden="1" w:unhideWhenUsed="1"/>
-    <w:lsdException w:name="endnote reference" w:semiHidden="1" w:unhideWhenUsed="1"/>
-    <w:lsdException w:name="endnote text" w:semiHidden="1" w:unhideWhenUsed="1"/>
-    <w:lsdException w:name="table of authorities" w:semiHidden="1" w:unhideWhenUsed="1"/>
-    <w:lsdException w:name="macro" w:semiHidden="1" w:unhideWhenUsed="1"/>
-    <w:lsdException w:name="toa heading" w:semiHidden="1" w:unhideWhenUsed="1"/>
-    <w:lsdException w:name="List" w:semiHidden="1" w:unhideWhenUsed="1"/>
-    <w:lsdException w:name="List Bullet" w:semiHidden="1" w:unhideWhenUsed="1"/>
-    <w:lsdException w:name="List Number" w:semiHidden="1" w:unhideWhenUsed="1"/>
-    <w:lsdException w:name="List 2" w:semiHidden="1" w:unhideWhenUsed="1"/>
-    <w:lsdException w:name="List 3" w:semiHidden="1" w:unhideWhenUsed="1"/>
-    <w:lsdException w:name="List 4" w:semiHidden="1" w:unhideWhenUsed="1"/>
-    <w:lsdException w:name="List 5" w:semiHidden="1" w:unhideWhenUsed="1"/>
-    <w:lsdException w:name="List Bullet 2" w:semiHidden="1" w:unhideWhenUsed="1"/>
-    <w:lsdException w:name="List Bullet 3" w:semiHidden="1" w:unhideWhenUsed="1"/>
-    <w:lsdException w:name="List Bullet 4" w:semiHidden="1" w:unhideWhenUsed="1"/>
-    <w:lsdException w:name="List Bullet 5" w:semiHidden="1" w:unhideWhenUsed="1"/>
-    <w:lsdException w:name="List Number 2" w:semiHidden="1" w:unhideWhenUsed="1"/>
-    <w:lsdException w:name="List Number 3" w:semiHidden="1" w:unhideWhenUsed="1"/>
-    <w:lsdException w:name="List Number 4" w:semiHidden="1" w:unhideWhenUsed="1"/>
-    <w:lsdException w:name="List Number 5" w:semiHidden="1" w:unhideWhenUsed="1"/>
-    <w:lsdException w:name="Title" w:uiPriority="10" w:qFormat="1"/>
-    <w:lsdException w:name="Closing" w:semiHidden="1" w:unhideWhenUsed="1"/>
-    <w:lsdException w:name="Signature" w:semiHidden="1" w:unhideWhenUsed="1"/>
-    <w:lsdException w:name="Default Paragraph Font" w:semiHidden="1" w:uiPriority="1" w:unhideWhenUsed="1"/>
-    <w:lsdException w:name="Body Text" w:semiHidden="1" w:unhideWhenUsed="1"/>
-    <w:lsdException w:name="Body Text Indent" w:semiHidden="1" w:unhideWhenUsed="1"/>
-    <w:lsdException w:name="List Continue" w:semiHidden="1" w:unhideWhenUsed="1"/>
-    <w:lsdException w:name="List Continue 2" w:semiHidden="1" w:unhideWhenUsed="1"/>
-    <w:lsdException w:name="List Continue 3" w:semiHidden="1" w:unhideWhenUsed="1"/>
-    <w:lsdException w:name="List Continue 4" w:semiHidden="1" w:unhideWhenUsed="1"/>
-    <w:lsdException w:name="List Continue 5" w:semiHidden="1" w:unhideWhenUsed="1"/>
-    <w:lsdException w:name="Message Header" w:semiHidden="1" w:unhideWhenUsed="1"/>
-    <w:lsdException w:name="Subtitle" w:uiPriority="11" w:qFormat="1"/>
-    <w:lsdException w:name="Salutation" w:semiHidden="1" w:unhideWhenUsed="1"/>
-    <w:lsdException w:name="Date" w:semiHidden="1" w:unhideWhenUsed="1"/>
-    <w:lsdException w:name="Body Text First Indent" w:semiHidden="1" w:unhideWhenUsed="1"/>
-    <w:lsdException w:name="Body Text First Indent 2" w:semiHidden="1" w:unhideWhenUsed="1"/>
-    <w:lsdException w:name="Note Heading" w:semiHidden="1" w:unhideWhenUsed="1"/>
-    <w:lsdException w:name="Body Text 2" w:semiHidden="1" w:unhideWhenUsed="1"/>
-    <w:lsdException w:name="Body Text 3" w:semiHidden="1" w:unhideWhenUsed="1"/>
-    <w:lsdException w:name="Body Text Indent 2" w:semiHidden="1" w:unhideWhenUsed="1"/>
-    <w:lsdException w:name="Body Text Indent 3" w:semiHidden="1" w:unhideWhenUsed="1"/>
-    <w:lsdException w:name="Block Text" w:semiHidden="1" w:unhideWhenUsed="1"/>
-    <w:lsdException w:name="Hyperlink" w:semiHidden="1" w:unhideWhenUsed="1"/>
-    <w:lsdException w:name="FollowedHyperlink" w:semiHidden="1" w:unhideWhenUsed="1"/>
-    <w:lsdException w:name="Strong" w:uiPriority="22" w:qFormat="1"/>
-    <w:lsdException w:name="Emphasis" w:uiPriority="20" w:qFormat="1"/>
-    <w:lsdException w:name="Document Map" w:semiHidden="1" w:unhideWhenUsed="1"/>
-    <w:lsdException w:name="Plain Text" w:semiHidden="1" w:unhideWhenUsed="1"/>
-    <w:lsdException w:name="E-mail Signature" w:semiHidden="1" w:unhideWhenUsed="1"/>
-    <w:lsdException w:name="HTML Top of Form" w:semiHidden="1" w:unhideWhenUsed="1"/>
-    <w:lsdException w:name="HTML Bottom of Form" w:semiHidden="1" w:unhideWhenUsed="1"/>
-    <w:lsdException w:name="Normal (Web)" w:semiHidden="1" w:unhideWhenUsed="1"/>
-    <w:lsdException w:name="HTML Acronym" w:semiHidden="1" w:unhideWhenUsed="1"/>
-    <w:lsdException w:name="HTML Address" w:semiHidden="1" w:unhideWhenUsed="1"/>
-    <w:lsdException w:name="HTML Cite" w:semiHidden="1" w:unhideWhenUsed="1"/>
-    <w:lsdException w:name="HTML Code" w:semiHidden="1" w:unhideWhenUsed="1"/>
-    <w:lsdException w:name="HTML Definition" w:semiHidden="1" w:unhideWhenUsed="1"/>
-    <w:lsdException w:name="HTML Keyboard" w:semiHidden="1" w:unhideWhenUsed="1"/>
-    <w:lsdException w:name="HTML Preformatted" w:semiHidden="1" w:unhideWhenUsed="1"/>
-    <w:lsdException w:name="HTML Sample" w:semiHidden="1" w:unhideWhenUsed="1"/>
-    <w:lsdException w:name="HTML Typewriter" w:semiHidden="1" w:unhideWhenUsed="1"/>
-    <w:lsdException w:name="HTML Variable" w:semiHidden="1" w:unhideWhenUsed="1"/>
-    <w:lsdException w:name="Normal Table" w:semiHidden="1" w:unhideWhenUsed="1"/>
-    <w:lsdException w:name="annotation subject" w:semiHidden="1" w:unhideWhenUsed="1"/>
-    <w:lsdException w:name="No List" w:semiHidden="1" w:unhideWhenUsed="1"/>
-    <w:lsdException w:name="Outline List 1" w:semiHidden="1" w:unhideWhenUsed="1"/>
-    <w:lsdException w:name="Outline List 2" w:semiHidden="1" w:unhideWhenUsed="1"/>
-    <w:lsdException w:name="Outline List 3" w:semiHidden="1" w:unhideWhenUsed="1"/>
-    <w:lsdException w:name="Table Simple 1" w:semiHidden="1" w:unhideWhenUsed="1"/>
-    <w:lsdException w:name="Table Simple 2" w:semiHidden="1" w:unhideWhenUsed="1"/>
-    <w:lsdException w:name="Table Simple 3" w:semiHidden="1" w:unhideWhenUsed="1"/>
-    <w:lsdException w:name="Table Classic 1" w:semiHidden="1" w:unhideWhenUsed="1"/>
-    <w:lsdException w:name="Table Classic 2" w:semiHidden="1" w:unhideWhenUsed="1"/>
-    <w:lsdException w:name="Table Classic 3" w:semiHidden="1" w:unhideWhenUsed="1"/>
-    <w:lsdException w:name="Table Classic 4" w:semiHidden="1" w:unhideWhenUsed="1"/>
-    <w:lsdException w:name="Table Colorful 1" w:semiHidden="1" w:unhideWhenUsed="1"/>
-    <w:lsdException w:name="Table Colorful 2" w:semiHidden="1" w:unhideWhenUsed="1"/>
-    <w:lsdException w:name="Table Colorful 3" w:semiHidden="1" w:unhideWhenUsed="1"/>
-    <w:lsdException w:name="Table Columns 1" w:semiHidden="1" w:unhideWhenUsed="1"/>
-    <w:lsdException w:name="Table Columns 2" w:semiHidden="1" w:unhideWhenUsed="1"/>
-    <w:lsdException w:name="Table Columns 3" w:semiHidden="1" w:unhideWhenUsed="1"/>
-    <w:lsdException w:name="Table Columns 4" w:semiHidden="1" w:unhideWhenUsed="1"/>
-    <w:lsdException w:name="Table Columns 5" w:semiHidden="1" w:unhideWhenUsed="1"/>
-    <w:lsdException w:name="Table Grid 1" w:semiHidden="1" w:unhideWhenUsed="1"/>
-    <w:lsdException w:name="Table Grid 2" w:semiHidden="1" w:unhideWhenUsed="1"/>
-    <w:lsdException w:name="Table Grid 3" w:semiHidden="1" w:unhideWhenUsed="1"/>
-    <w:lsdException w:name="Table Grid 4" w:semiHidden="1" w:unhideWhenUsed="1"/>
-    <w:lsdException w:name="Table Grid 5" w:semiHidden="1" w:unhideWhenUsed="1"/>
-    <w:lsdException w:name="Table Grid 6" w:semiHidden="1" w:unhideWhenUsed="1"/>
-    <w:lsdException w:name="Table Grid 7" w:semiHidden="1" w:unhideWhenUsed="1"/>
-    <w:lsdException w:name="Table Grid 8" w:semiHidden="1" w:unhideWhenUsed="1"/>
-    <w:lsdException w:name="Table List 1" w:semiHidden="1" w:unhideWhenUsed="1"/>
-    <w:lsdException w:name="Table List 2" w:semiHidden="1" w:unhideWhenUsed="1"/>
-    <w:lsdException w:name="Table List 3" w:semiHidden="1" w:unhideWhenUsed="1"/>
-    <w:lsdException w:name="Table List 4" w:semiHidden="1" w:unhideWhenUsed="1"/>
-    <w:lsdException w:name="Table List 5" w:semiHidden="1" w:unhideWhenUsed="1"/>
-    <w:lsdException w:name="Table List 6" w:semiHidden="1" w:unhideWhenUsed="1"/>
-    <w:lsdException w:name="Table List 7" w:semiHidden="1" w:unhideWhenUsed="1"/>
-    <w:lsdException w:name="Table List 8" w:semiHidden="1" w:unhideWhenUsed="1"/>
-    <w:lsdException w:name="Table 3D effects 1" w:semiHidden="1" w:unhideWhenUsed="1"/>
-    <w:lsdException w:name="Table 3D effects 2" w:semiHidden="1" w:unhideWhenUsed="1"/>
-    <w:lsdException w:name="Table 3D effects 3" w:semiHidden="1" w:unhideWhenUsed="1"/>
-    <w:lsdException w:name="Table Contemporary" w:semiHidden="1" w:unhideWhenUsed="1"/>
-    <w:lsdException w:name="Table Elegant" w:semiHidden="1" w:unhideWhenUsed="1"/>
-    <w:lsdException w:name="Table Professional" w:semiHidden="1" w:unhideWhenUsed="1"/>
-    <w:lsdException w:name="Table Subtle 1" w:semiHidden="1" w:unhideWhenUsed="1"/>
-    <w:lsdException w:name="Table Subtle 2" w:semiHidden="1" w:unhideWhenUsed="1"/>
-    <w:lsdException w:name="Table Web 1" w:semiHidden="1" w:unhideWhenUsed="1"/>
-    <w:lsdException w:name="Table Web 2" w:semiHidden="1" w:unhideWhenUsed="1"/>
-    <w:lsdException w:name="Table Web 3" w:semiHidden="1" w:unhideWhenUsed="1"/>
-    <w:lsdException w:name="Balloon Text" w:semiHidden="1" w:unhideWhenUsed="1"/>
-    <w:lsdException w:name="Table Grid" w:uiPriority="39"/>
-    <w:lsdException w:name="Table Theme" w:semiHidden="1" w:unhideWhenUsed="1"/>
-    <w:lsdException w:name="Placeholder Text" w:semiHidden="1"/>
-    <w:lsdException w:name="No Spacing" w:uiPriority="1" w:qFormat="1"/>
-    <w:lsdException w:name="Light Shading" w:uiPriority="60"/>
-    <w:lsdException w:name="Light List" w:uiPriority="61"/>
-    <w:lsdException w:name="Light Grid" w:uiPriority="62"/>
-    <w:lsdException w:name="Medium Shading 1" w:uiPriority="63"/>
-    <w:lsdException w:name="Medium Shading 2" w:uiPriority="64"/>
-    <w:lsdException w:name="Medium List 1" w:uiPriority="65"/>
-    <w:lsdException w:name="Medium List 2" w:uiPriority="66"/>
-    <w:lsdException w:name="Medium Grid 1" w:uiPriority="67"/>
-    <w:lsdException w:name="Medium Grid 2" w:uiPriority="68"/>
-    <w:lsdException w:name="Medium Grid 3" w:uiPriority="69"/>
-    <w:lsdException w:name="Dark List" w:uiPriority="70"/>
-    <w:lsdException w:name="Colorful Shading" w:uiPriority="71"/>
-    <w:lsdException w:name="Colorful List" w:uiPriority="72"/>
-    <w:lsdException w:name="Colorful Grid" w:uiPriority="73"/>
-    <w:lsdException w:name="Light Shading Accent 1" w:uiPriority="60"/>
-    <w:lsdException w:name="Light List Accent 1" w:uiPriority="61"/>
-    <w:lsdException w:name="Light Grid Accent 1" w:uiPriority="62"/>
-    <w:lsdException w:name="Medium Shading 1 Accent 1" w:uiPriority="63"/>
-    <w:lsdException w:name="Medium Shading 2 Accent 1" w:uiPriority="64"/>
-    <w:lsdException w:name="Medium List 1 Accent 1" w:uiPriority="65"/>
-    <w:lsdException w:name="Revision" w:semiHidden="1"/>
-    <w:lsdException w:name="List Paragraph" w:uiPriority="34" w:qFormat="1"/>
-    <w:lsdException w:name="Quote" w:uiPriority="29" w:qFormat="1"/>
-    <w:lsdException w:name="Intense Quote" w:uiPriority="30" w:qFormat="1"/>
-    <w:lsdException w:name="Medium List 2 Accent 1" w:uiPriority="66"/>
-    <w:lsdException w:name="Medium Grid 1 Accent 1" w:uiPriority="67"/>
-    <w:lsdException w:name="Medium Grid 2 Accent 1" w:uiPriority="68"/>
-    <w:lsdException w:name="Medium Grid 3 Accent 1" w:uiPriority="69"/>
-    <w:lsdException w:name="Dark List Accent 1" w:uiPriority="70"/>
-    <w:lsdException w:name="Colorful Shading Accent 1" w:uiPriority="71"/>
-    <w:lsdException w:name="Colorful List Accent 1" w:uiPriority="72"/>
-    <w:lsdException w:name="Colorful Grid Accent 1" w:uiPriority="73"/>
-    <w:lsdException w:name="Light Shading Accent 2" w:uiPriority="60"/>
-    <w:lsdException w:name="Light List Accent 2" w:uiPriority="61"/>
-    <w:lsdException w:name="Light Grid Accent 2" w:uiPriority="62"/>
-    <w:lsdException w:name="Medium Shading 1 Accent 2" w:uiPriority="63"/>
-    <w:lsdException w:name="Medium Shading 2 Accent 2" w:uiPriority="64"/>
-    <w:lsdException w:name="Medium List 1 Accent 2" w:uiPriority="65"/>
-    <w:lsdException w:name="Medium List 2 Accent 2" w:uiPriority="66"/>
-    <w:lsdException w:name="Medium Grid 1 Accent 2" w:uiPriority="67"/>
-    <w:lsdException w:name="Medium Grid 2 Accent 2" w:uiPriority="68"/>
-    <w:lsdException w:name="Medium Grid 3 Accent 2" w:uiPriority="69"/>
-    <w:lsdException w:name="Dark List Accent 2" w:uiPriority="70"/>
-    <w:lsdException w:name="Colorful Shading Accent 2" w:uiPriority="71"/>
-    <w:lsdException w:name="Colorful List Accent 2" w:uiPriority="72"/>
-    <w:lsdException w:name="Colorful Grid Accent 2" w:uiPriority="73"/>
-    <w:lsdException w:name="Light Shading Accent 3" w:uiPriority="60"/>
-    <w:lsdException w:name="Light List Accent 3" w:uiPriority="61"/>
-    <w:lsdException w:name="Light Grid Accent 3" w:uiPriority="62"/>
-    <w:lsdException w:name="Medium Shading 1 Accent 3" w:uiPriority="63"/>
-    <w:lsdException w:name="Medium Shading 2 Accent 3" w:uiPriority="64"/>
-    <w:lsdException w:name="Medium List 1 Accent 3" w:uiPriority="65"/>
-    <w:lsdException w:name="Medium List 2 Accent 3" w:uiPriority="66"/>
-    <w:lsdException w:name="Medium Grid 1 Accent 3" w:uiPriority="67"/>
-    <w:lsdException w:name="Medium Grid 2 Accent 3" w:uiPriority="68"/>
-    <w:lsdException w:name="Medium Grid 3 Accent 3" w:uiPriority="69"/>
-    <w:lsdException w:name="Dark List Accent 3" w:uiPriority="70"/>
-    <w:lsdException w:name="Colorful Shading Accent 3" w:uiPriority="71"/>
-    <w:lsdException w:name="Colorful List Accent 3" w:uiPriority="72"/>
-    <w:lsdException w:name="Colorful Grid Accent 3" w:uiPriority="73"/>
-    <w:lsdException w:name="Light Shading Accent 4" w:uiPriority="60"/>
-    <w:lsdException w:name="Light List Accent 4" w:uiPriority="61"/>
-    <w:lsdException w:name="Light Grid Accent 4" w:uiPriority="62"/>
-    <w:lsdException w:name="Medium Shading 1 Accent 4" w:uiPriority="63"/>
-    <w:lsdException w:name="Medium Shading 2 Accent 4" w:uiPriority="64"/>
-    <w:lsdException w:name="Medium List 1 Accent 4" w:uiPriority="65"/>
-    <w:lsdException w:name="Medium List 2 Accent 4" w:uiPriority="66"/>
-    <w:lsdException w:name="Medium Grid 1 Accent 4" w:uiPriority="67"/>
-    <w:lsdException w:name="Medium Grid 2 Accent 4" w:uiPriority="68"/>
-    <w:lsdException w:name="Medium Grid 3 Accent 4" w:uiPriority="69"/>
-    <w:lsdException w:name="Dark List Accent 4" w:uiPriority="70"/>
-    <w:lsdException w:name="Colorful Shading Accent 4" w:uiPriority="71"/>
-    <w:lsdException w:name="Colorful List Accent 4" w:uiPriority="72"/>
-    <w:lsdException w:name="Colorful Grid Accent 4" w:uiPriority="73"/>
-    <w:lsdException w:name="Light Shading Accent 5" w:uiPriority="60"/>
-    <w:lsdException w:name="Light List Accent 5" w:uiPriority="61"/>
-    <w:lsdException w:name="Light Grid Accent 5" w:uiPriority="62"/>
-    <w:lsdException w:name="Medium Shading 1 Accent 5" w:uiPriority="63"/>
-    <w:lsdException w:name="Medium Shading 2 Accent 5" w:uiPriority="64"/>
-    <w:lsdException w:name="Medium List 1 Accent 5" w:uiPriority="65"/>
-    <w:lsdException w:name="Medium List 2 Accent 5" w:uiPriority="66"/>
-    <w:lsdException w:name="Medium Grid 1 Accent 5" w:uiPriority="67"/>
-    <w:lsdException w:name="Medium Grid 2 Accent 5" w:uiPriority="68"/>
-    <w:lsdException w:name="Medium Grid 3 Accent 5" w:uiPriority="69"/>
-    <w:lsdException w:name="Dark List Accent 5" w:uiPriority="70"/>
-    <w:lsdException w:name="Colorful Shading Accent 5" w:uiPriority="71"/>
-    <w:lsdException w:name="Colorful List Accent 5" w:uiPriority="72"/>
-    <w:lsdException w:name="Colorful Grid Accent 5" w:uiPriority="73"/>
-    <w:lsdException w:name="Light Shading Accent 6" w:uiPriority="60"/>
-    <w:lsdException w:name="Light List Accent 6" w:uiPriority="61"/>
-    <w:lsdException w:name="Light Grid Accent 6" w:uiPriority="62"/>
-    <w:lsdException w:name="Medium Shading 1 Accent 6" w:uiPriority="63"/>
-    <w:lsdException w:name="Medium Shading 2 Accent 6" w:uiPriority="64"/>
-    <w:lsdException w:name="Medium List 1 Accent 6" w:uiPriority="65"/>
-    <w:lsdException w:name="Medium List 2 Accent 6" w:uiPriority="66"/>
-    <w:lsdException w:name="Medium Grid 1 Accent 6" w:uiPriority="67"/>
-    <w:lsdException w:name="Medium Grid 2 Accent 6" w:uiPriority="68"/>
-    <w:lsdException w:name="Medium Grid 3 Accent 6" w:uiPriority="69"/>
-    <w:lsdException w:name="Dark List Accent 6" w:uiPriority="70"/>
-    <w:lsdException w:name="Colorful Shading Accent 6" w:uiPriority="71"/>
-    <w:lsdException w:name="Colorful List Accent 6" w:uiPriority="72"/>
-    <w:lsdException w:name="Colorful Grid Accent 6" w:uiPriority="73"/>
-    <w:lsdException w:name="Subtle Emphasis" w:uiPriority="19" w:qFormat="1"/>
-    <w:lsdException w:name="Intense Emphasis" w:uiPriority="21" w:qFormat="1"/>
-    <w:lsdException w:name="Subtle Reference" w:uiPriority="31" w:qFormat="1"/>
-    <w:lsdException w:name="Intense Reference" w:uiPriority="32" w:qFormat="1"/>
-    <w:lsdException w:name="Book Title" w:uiPriority="33" w:qFormat="1"/>
-    <w:lsdException w:name="Bibliography" w:semiHidden="1" w:uiPriority="37" w:unhideWhenUsed="1"/>
-    <w:lsdException w:name="TOC Heading" w:semiHidden="1" w:uiPriority="39" w:unhideWhenUsed="1" w:qFormat="1"/>
-    <w:lsdException w:name="Plain Table 1" w:uiPriority="41"/>
-    <w:lsdException w:name="Plain Table 2" w:uiPriority="42"/>
-    <w:lsdException w:name="Plain Table 3" w:uiPriority="43"/>
-    <w:lsdException w:name="Plain Table 4" w:uiPriority="44"/>
-    <w:lsdException w:name="Plain Table 5" w:uiPriority="45"/>
-    <w:lsdException w:name="Grid Table Light" w:uiPriority="40"/>
-    <w:lsdException w:name="Grid Table 1 Light" w:uiPriority="46"/>
-    <w:lsdException w:name="Grid Table 2" w:uiPriority="47"/>
-    <w:lsdException w:name="Grid Table 3" w:uiPriority="48"/>
-    <w:lsdException w:name="Grid Table 4" w:uiPriority="49"/>
-    <w:lsdException w:name="Grid Table 5 Dark" w:uiPriority="50"/>
-    <w:lsdException w:name="Grid Table 6 Colorful" w:uiPriority="51"/>
-    <w:lsdException w:name="Grid Table 7 Colorful" w:uiPriority="52"/>
-    <w:lsdException w:name="Grid Table 1 Light Accent 1" w:uiPriority="46"/>
-    <w:lsdException w:name="Grid Table 2 Accent 1" w:uiPriority="47"/>
-    <w:lsdException w:name="Grid Table 3 Accent 1" w:uiPriority="48"/>
-    <w:lsdException w:name="Grid Table 4 Accent 1" w:uiPriority="49"/>
-    <w:lsdException w:name="Grid Table 5 Dark Accent 1" w:uiPriority="50"/>
-    <w:lsdException w:name="Grid Table 6 Colorful Accent 1" w:uiPriority="51"/>
-    <w:lsdException w:name="Grid Table 7 Colorful Accent 1" w:uiPriority="52"/>
-    <w:lsdException w:name="Grid Table 1 Light Accent 2" w:uiPriority="46"/>
-    <w:lsdException w:name="Grid Table 2 Accent 2" w:uiPriority="47"/>
-    <w:lsdException w:name="Grid Table 3 Accent 2" w:uiPriority="48"/>
-    <w:lsdException w:name="Grid Table 4 Accent 2" w:uiPriority="49"/>
-    <w:lsdException w:name="Grid Table 5 Dark Accent 2" w:uiPriority="50"/>
-    <w:lsdException w:name="Grid Table 6 Colorful Accent 2" w:uiPriority="51"/>
-    <w:lsdException w:name="Grid Table 7 Colorful Accent 2" w:uiPriority="52"/>
-    <w:lsdException w:name="Grid Table 1 Light Accent 3" w:uiPriority="46"/>
-    <w:lsdException w:name="Grid Table 2 Accent 3" w:uiPriority="47"/>
-    <w:lsdException w:name="Grid Table 3 Accent 3" w:uiPriority="48"/>
-    <w:lsdException w:name="Grid Table 4 Accent 3" w:uiPriority="49"/>
-    <w:lsdException w:name="Grid Table 5 Dark Accent 3" w:uiPriority="50"/>
-    <w:lsdException w:name="Grid Table 6 Colorful Accent 3" w:uiPriority="51"/>
-    <w:lsdException w:name="Grid Table 7 Colorful Accent 3" w:uiPriority="52"/>
-    <w:lsdException w:name="Grid Table 1 Light Accent 4" w:uiPriority="46"/>
-    <w:lsdException w:name="Grid Table 2 Accent 4" w:uiPriority="47"/>
-    <w:lsdException w:name="Grid Table 3 Accent 4" w:uiPriority="48"/>
-    <w:lsdException w:name="Grid Table 4 Accent 4" w:uiPriority="49"/>
-    <w:lsdException w:name="Grid Table 5 Dark Accent 4" w:uiPriority="50"/>
-    <w:lsdException w:name="Grid Table 6 Colorful Accent 4" w:uiPriority="51"/>
-    <w:lsdException w:name="Grid Table 7 Colorful Accent 4" w:uiPriority="52"/>
-    <w:lsdException w:name="Grid Table 1 Light Accent 5" w:uiPriority="46"/>
-    <w:lsdException w:name="Grid Table 2 Accent 5" w:uiPriority="47"/>
-    <w:lsdException w:name="Grid Table 3 Accent 5" w:uiPriority="48"/>
-    <w:lsdException w:name="Grid Table 4 Accent 5" w:uiPriority="49"/>
-    <w:lsdException w:name="Grid Table 5 Dark Accent 5" w:uiPriority="50"/>
-    <w:lsdException w:name="Grid Table 6 Colorful Accent 5" w:uiPriority="51"/>
-    <w:lsdException w:name="Grid Table 7 Colorful Accent 5" w:uiPriority="52"/>
-    <w:lsdException w:name="Grid Table 1 Light Accent 6" w:uiPriority="46"/>
-    <w:lsdException w:name="Grid Table 2 Accent 6" w:uiPriority="47"/>
-    <w:lsdException w:name="Grid Table 3 Accent 6" w:uiPriority="48"/>
-    <w:lsdException w:name="Grid Table 4 Accent 6" w:uiPriority="49"/>
-    <w:lsdException w:name="Grid Table 5 Dark Accent 6" w:uiPriority="50"/>
-    <w:lsdException w:name="Grid Table 6 Colorful Accent 6" w:uiPriority="51"/>
-    <w:lsdException w:name="Grid Table 7 Colorful Accent 6" w:uiPriority="52"/>
-    <w:lsdException w:name="List Table 1 Light" w:uiPriority="46"/>
-    <w:lsdException w:name="List Table 2" w:uiPriority="47"/>
-    <w:lsdException w:name="List Table 3" w:uiPriority="48"/>
-    <w:lsdException w:name="List Table 4" w:uiPriority="49"/>
-    <w:lsdException w:name="List Table 5 Dark" w:uiPriority="50"/>
-    <w:lsdException w:name="List Table 6 Colorful" w:uiPriority="51"/>
-    <w:lsdException w:name="List Table 7 Colorful" w:uiPriority="52"/>
-    <w:lsdException w:name="List Table 1 Light Accent 1" w:uiPriority="46"/>
-    <w:lsdException w:name="List Table 2 Accent 1" w:uiPriority="47"/>
-    <w:lsdException w:name="List Table 3 Accent 1" w:uiPriority="48"/>
-    <w:lsdException w:name="List Table 4 Accent 1" w:uiPriority="49"/>
-    <w:lsdException w:name="List Table 5 Dark Accent 1" w:uiPriority="50"/>
-    <w:lsdException w:name="List Table 6 Colorful Accent 1" w:uiPriority="51"/>
-    <w:lsdException w:name="List Table 7 Colorful Accent 1" w:uiPriority="52"/>
-    <w:lsdException w:name="List Table 1 Light Accent 2" w:uiPriority="46"/>
-    <w:lsdException w:name="List Table 2 Accent 2" w:uiPriority="47"/>
-    <w:lsdException w:name="List Table 3 Accent 2" w:uiPriority="48"/>
-    <w:lsdException w:name="List Table 4 Accent 2" w:uiPriority="49"/>
-    <w:lsdException w:name="List Table 5 Dark Accent 2" w:uiPriority="50"/>
-    <w:lsdException w:name="List Table 6 Colorful Accent 2" w:uiPriority="51"/>
-    <w:lsdException w:name="List Table 7 Colorful Accent 2" w:uiPriority="52"/>
-    <w:lsdException w:name="List Table 1 Light Accent 3" w:uiPriority="46"/>
-    <w:lsdException w:name="List Table 2 Accent 3" w:uiPriority="47"/>
-    <w:lsdException w:name="List Table 3 Accent 3" w:uiPriority="48"/>
-    <w:lsdException w:name="List Table 4 Accent 3" w:uiPriority="49"/>
-    <w:lsdException w:name="List Table 5 Dark Accent 3" w:uiPriority="50"/>
-    <w:lsdException w:name="List Table 6 Colorful Accent 3" w:uiPriority="51"/>
-    <w:lsdException w:name="List Table 7 Colorful Accent 3" w:uiPriority="52"/>
-    <w:lsdException w:name="List Table 1 Light Accent 4" w:uiPriority="46"/>
-    <w:lsdException w:name="List Table 2 Accent 4" w:uiPriority="47"/>
-    <w:lsdException w:name="List Table 3 Accent 4" w:uiPriority="48"/>
-    <w:lsdException w:name="List Table 4 Accent 4" w:uiPriority="49"/>
-    <w:lsdException w:name="List Table 5 Dark Accent 4" w:uiPriority="50"/>
-    <w:lsdException w:name="List Table 6 Colorful Accent 4" w:uiPriority="51"/>
-    <w:lsdException w:name="List Table 7 Colorful Accent 4" w:uiPriority="52"/>
-    <w:lsdException w:name="List Table 1 Light Accent 5" w:uiPriority="46"/>
-    <w:lsdException w:name="List Table 2 Accent 5" w:uiPriority="47"/>
-    <w:lsdException w:name="List Table 3 Accent 5" w:uiPriority="48"/>
-    <w:lsdException w:name="List Table 4 Accent 5" w:uiPriority="49"/>
-    <w:lsdException w:name="List Table 5 Dark Accent 5" w:uiPriority="50"/>
-    <w:lsdException w:name="List Table 6 Colorful Accent 5" w:uiPriority="51"/>
-    <w:lsdException w:name="List Table 7 Colorful Accent 5" w:uiPriority="52"/>
-    <w:lsdException w:name="List Table 1 Light Accent 6" w:uiPriority="46"/>
-    <w:lsdException w:name="List Table 2 Accent 6" w:uiPriority="47"/>
-    <w:lsdException w:name="List Table 3 Accent 6" w:uiPriority="48"/>
-    <w:lsdException w:name="List Table 4 Accent 6" w:uiPriority="49"/>
-    <w:lsdException w:name="List Table 5 Dark Accent 6" w:uiPriority="50"/>
-    <w:lsdException w:name="List Table 6 Colorful Accent 6" w:uiPriority="51"/>
-    <w:lsdException w:name="List Table 7 Colorful Accent 6" w:uiPriority="52"/>
-    <w:lsdException w:name="Mention" w:semiHidden="1" w:unhideWhenUsed="1"/>
-    <w:lsdException w:name="Smart Hyperlink" w:semiHidden="1" w:unhideWhenUsed="1"/>
-    <w:lsdException w:name="Hashtag" w:semiHidden="1" w:unhideWhenUsed="1"/>
-    <w:lsdException w:name="Unresolved Mention" w:semiHidden="1" w:unhideWhenUsed="1"/>
-    <w:lsdException w:name="Smart Link" w:semiHidden="1" w:unhideWhenUsed="1"/>
-  </w:latentStyles>
-  <w:style w:type="paragraph" w:default="1" w:styleId="Normal">
-    <w:name w:val="Normal"/>
-    <w:qFormat/>
-  </w:style>
-  <w:style w:type="character" w:default="1" w:styleId="DefaultParagraphFont">
-    <w:name w:val="Default Paragraph Font"/>
-    <w:uiPriority w:val="1"/>
-    <w:semiHidden/>
-    <w:unhideWhenUsed/>
-  </w:style>
-  <w:style w:type="table" w:default="1" w:styleId="TableNormal">
-    <w:name w:val="Normal Table"/>
-    <w:uiPriority w:val="99"/>
-    <w:semiHidden/>
-    <w:unhideWhenUsed/>
-    <w:tblPr>
-      <w:tblInd w:w="0" w:type="dxa"/>
-      <w:tblCellMar>
-        <w:top w:w="0" w:type="dxa"/>
-        <w:left w:w="108" w:type="dxa"/>
-        <w:bottom w:w="0" w:type="dxa"/>
-        <w:right w:w="108" w:type="dxa"/>
-      </w:tblCellMar>
-    </w:tblPr>
-  </w:style>
-  <w:style w:type="numbering" w:default="1" w:styleId="NoList">
-    <w:name w:val="No List"/>
-    <w:uiPriority w:val="99"/>
-    <w:semiHidden/>
-    <w:unhideWhenUsed/>
-  </w:style>
-  <w:style w:type="paragraph" w:customStyle="1" w:styleId="89855227FFD24165AA6C6D3D8B28057F">
-    <w:name w:val="89855227FFD24165AA6C6D3D8B28057F"/>
-  </w:style>
-  <w:style w:type="paragraph" w:customStyle="1" w:styleId="920B987A87E94714AB47AE1467E2D072">
-    <w:name w:val="920B987A87E94714AB47AE1467E2D072"/>
-  </w:style>
-  <w:style w:type="paragraph" w:customStyle="1" w:styleId="050B11CDA8D641CD86B23612FDFA07EC">
-    <w:name w:val="050B11CDA8D641CD86B23612FDFA07EC"/>
-  </w:style>
-  <w:style w:type="paragraph" w:customStyle="1" w:styleId="996DD5EE371541BD9BAF18A846A50130">
-    <w:name w:val="996DD5EE371541BD9BAF18A846A50130"/>
-  </w:style>
-  <w:style w:type="paragraph" w:customStyle="1" w:styleId="9179BE30C83C414788C9DFE47D2EC175">
-    <w:name w:val="9179BE30C83C414788C9DFE47D2EC175"/>
-    <w:rsid w:val="008F0511"/>
-  </w:style>
-  <w:style w:type="paragraph" w:customStyle="1" w:styleId="1A3AA91EA4ED41FAB94CBC8401B91B7E">
-    <w:name w:val="1A3AA91EA4ED41FAB94CBC8401B91B7E"/>
-    <w:rsid w:val="008F0511"/>
-  </w:style>
-  <w:style w:type="paragraph" w:customStyle="1" w:styleId="76824A06028949EF808B34588361A921">
-    <w:name w:val="76824A06028949EF808B34588361A921"/>
-    <w:rsid w:val="008F0511"/>
-  </w:style>
-  <w:style w:type="paragraph" w:customStyle="1" w:styleId="E157375FBCF94DD1A1309C4871DDEA60">
-    <w:name w:val="E157375FBCF94DD1A1309C4871DDEA60"/>
-    <w:rsid w:val="008F0511"/>
-  </w:style>
-  <w:style w:type="paragraph" w:customStyle="1" w:styleId="B7D0E39489C3460181ECC69BD48536C4">
-    <w:name w:val="B7D0E39489C3460181ECC69BD48536C4"/>
-    <w:rsid w:val="008F0511"/>
-  </w:style>
-  <w:style w:type="paragraph" w:customStyle="1" w:styleId="011553B842E740FA9F38AF1CD4E5A3E7">
-    <w:name w:val="011553B842E740FA9F38AF1CD4E5A3E7"/>
-    <w:rsid w:val="008F0511"/>
-  </w:style>
-  <w:style w:type="paragraph" w:customStyle="1" w:styleId="D5A6ABAB77554D4BA52ADF325FD2B7ED">
-    <w:name w:val="D5A6ABAB77554D4BA52ADF325FD2B7ED"/>
-    <w:rsid w:val="008F0511"/>
-  </w:style>
-  <w:style w:type="paragraph" w:customStyle="1" w:styleId="02FD13D2FF254BB5A7194D928E560CDD">
-    <w:name w:val="02FD13D2FF254BB5A7194D928E560CDD"/>
-    <w:rsid w:val="008F0511"/>
-  </w:style>
-  <w:style w:type="paragraph" w:customStyle="1" w:styleId="43C04774187B4FB3BC425BCCE901ECD7">
-    <w:name w:val="43C04774187B4FB3BC425BCCE901ECD7"/>
-    <w:rsid w:val="008F0511"/>
-  </w:style>
-  <w:style w:type="paragraph" w:customStyle="1" w:styleId="E376D18FB7214B60AD263A05D6C86D0A">
-    <w:name w:val="E376D18FB7214B60AD263A05D6C86D0A"/>
-    <w:rsid w:val="008F0511"/>
-  </w:style>
-  <w:style w:type="paragraph" w:customStyle="1" w:styleId="90C6D43AF2474A1C8A91DBD83C60EA7C">
-    <w:name w:val="90C6D43AF2474A1C8A91DBD83C60EA7C"/>
-    <w:rsid w:val="008F0511"/>
-  </w:style>
-  <w:style w:type="paragraph" w:customStyle="1" w:styleId="B617C8BB620E4CF7ACE1D1103A4425E0">
-    <w:name w:val="B617C8BB620E4CF7ACE1D1103A4425E0"/>
-    <w:rsid w:val="008F0511"/>
-  </w:style>
-  <w:style w:type="paragraph" w:customStyle="1" w:styleId="62780C6F16444765B2F69F4F0E52AAF4">
-    <w:name w:val="62780C6F16444765B2F69F4F0E52AAF4"/>
-    <w:rsid w:val="008F0511"/>
-  </w:style>
-  <w:style w:type="paragraph" w:customStyle="1" w:styleId="C628F1DD70234B51803A0A2EA02E24B4">
-    <w:name w:val="C628F1DD70234B51803A0A2EA02E24B4"/>
-    <w:rsid w:val="008F0511"/>
-  </w:style>
-  <w:style w:type="paragraph" w:customStyle="1" w:styleId="8121C485B4DC4756A6FE7331B68C2BAF">
-    <w:name w:val="8121C485B4DC4756A6FE7331B68C2BAF"/>
-    <w:rsid w:val="008F0511"/>
-  </w:style>
-  <w:style w:type="paragraph" w:customStyle="1" w:styleId="E985C29395CC432E8BFB451E28F5FF70">
-    <w:name w:val="E985C29395CC432E8BFB451E28F5FF70"/>
-    <w:rsid w:val="008F0511"/>
-  </w:style>
-  <w:style w:type="paragraph" w:customStyle="1" w:styleId="271DEDDBCEC34B678C0E06CF2148303B">
-    <w:name w:val="271DEDDBCEC34B678C0E06CF2148303B"/>
-    <w:rsid w:val="008F0511"/>
-  </w:style>
-  <w:style w:type="paragraph" w:customStyle="1" w:styleId="959ACE4889E3433295EB4358449C3EBF">
-    <w:name w:val="959ACE4889E3433295EB4358449C3EBF"/>
-    <w:rsid w:val="008F0511"/>
-  </w:style>
-  <w:style w:type="character" w:styleId="PlaceholderText">
-    <w:name w:val="Placeholder Text"/>
-    <w:basedOn w:val="DefaultParagraphFont"/>
-    <w:uiPriority w:val="99"/>
-    <w:semiHidden/>
-    <w:rsid w:val="006F7D42"/>
-    <w:rPr>
-      <w:color w:val="595959" w:themeColor="text1" w:themeTint="A6"/>
-    </w:rPr>
-  </w:style>
-  <w:style w:type="paragraph" w:customStyle="1" w:styleId="27B580BDEA8343F98179B4891F7357F4">
-    <w:name w:val="27B580BDEA8343F98179B4891F7357F4"/>
-    <w:rsid w:val="00774C10"/>
-  </w:style>
-  <w:style w:type="paragraph" w:customStyle="1" w:styleId="7CEC016C3E6C40EE97CA8B9D6786FC5A">
-    <w:name w:val="7CEC016C3E6C40EE97CA8B9D6786FC5A"/>
-    <w:rsid w:val="00774C10"/>
-  </w:style>
-  <w:style w:type="paragraph" w:customStyle="1" w:styleId="D25338EBC6534EECB71BA04C79827D49">
-    <w:name w:val="D25338EBC6534EECB71BA04C79827D49"/>
-    <w:rsid w:val="00774C10"/>
-  </w:style>
-  <w:style w:type="paragraph" w:customStyle="1" w:styleId="DF0551C8A66945389D8EF91A673B874C">
-    <w:name w:val="DF0551C8A66945389D8EF91A673B874C"/>
-    <w:rsid w:val="00774C10"/>
-  </w:style>
-  <w:style w:type="paragraph" w:customStyle="1" w:styleId="076445AC5F9F4EF791BCC72B78C2E23E">
-    <w:name w:val="076445AC5F9F4EF791BCC72B78C2E23E"/>
-    <w:rsid w:val="00774C10"/>
-  </w:style>
-  <w:style w:type="paragraph" w:customStyle="1" w:styleId="BC439190D35E4A009197389A4C996C56">
-    <w:name w:val="BC439190D35E4A009197389A4C996C56"/>
-    <w:rsid w:val="00774C10"/>
-  </w:style>
-  <w:style w:type="paragraph" w:customStyle="1" w:styleId="21C5CA101CE14118963435C9E545B836">
-    <w:name w:val="21C5CA101CE14118963435C9E545B836"/>
-    <w:rsid w:val="00774C10"/>
-  </w:style>
-  <w:style w:type="paragraph" w:customStyle="1" w:styleId="926E1712233D431AB855AAABEA7AC0D9">
-    <w:name w:val="926E1712233D431AB855AAABEA7AC0D9"/>
-    <w:rsid w:val="00774C10"/>
-  </w:style>
-  <w:style w:type="paragraph" w:customStyle="1" w:styleId="DD96D09F6CDB49FB8B99482D825A9782">
-    <w:name w:val="DD96D09F6CDB49FB8B99482D825A9782"/>
-    <w:rsid w:val="00774C10"/>
-  </w:style>
-  <w:style w:type="paragraph" w:customStyle="1" w:styleId="BFABB07F2F3E4850994608513E081448">
-    <w:name w:val="BFABB07F2F3E4850994608513E081448"/>
-    <w:rsid w:val="00774C10"/>
-  </w:style>
-  <w:style w:type="paragraph" w:customStyle="1" w:styleId="AC048D0884DF488F90D45C7009BAD1B9">
-    <w:name w:val="AC048D0884DF488F90D45C7009BAD1B9"/>
-    <w:rsid w:val="00774C10"/>
-  </w:style>
-  <w:style w:type="paragraph" w:customStyle="1" w:styleId="2D970C1ACDA0464FA107BBCAB6B3C7ED">
-    <w:name w:val="2D970C1ACDA0464FA107BBCAB6B3C7ED"/>
-    <w:rsid w:val="00774C10"/>
-  </w:style>
-  <w:style w:type="paragraph" w:customStyle="1" w:styleId="790A786FBCF9435AAD8650E10A0ED08D">
-    <w:name w:val="790A786FBCF9435AAD8650E10A0ED08D"/>
-    <w:rsid w:val="006F7D42"/>
-  </w:style>
-  <w:style w:type="paragraph" w:customStyle="1" w:styleId="4AA6AC1404C64DFE8A2116BD7EF45BEB">
-    <w:name w:val="4AA6AC1404C64DFE8A2116BD7EF45BEB"/>
-    <w:rsid w:val="006F7D42"/>
-  </w:style>
-  <w:style w:type="paragraph" w:customStyle="1" w:styleId="D36F7F6FB94847F2AC772CFA8DD1E8ED">
-    <w:name w:val="D36F7F6FB94847F2AC772CFA8DD1E8ED"/>
-    <w:rsid w:val="006F7D42"/>
-  </w:style>
-  <w:style w:type="paragraph" w:customStyle="1" w:styleId="4E9B46CC28AA42A2AD4F20F1258D3E72">
-    <w:name w:val="4E9B46CC28AA42A2AD4F20F1258D3E72"/>
-    <w:rsid w:val="006F7D42"/>
-  </w:style>
-  <w:style w:type="paragraph" w:customStyle="1" w:styleId="D94C154860D2445F81E8AC9DF029B38E">
-    <w:name w:val="D94C154860D2445F81E8AC9DF029B38E"/>
-    <w:rsid w:val="006F7D42"/>
-  </w:style>
-</w:styles>
-</file>
-
-<file path=word/glossary/webSettings.xml><?xml version="1.0" encoding="utf-8"?>
-<w:webSettings xmlns:mc="http://schemas.openxmlformats.org/markup-compatibility/2006" xmlns:r="http://schemas.openxmlformats.org/officeDocument/2006/relationships" xmlns:w="http://schemas.openxmlformats.org/wordprocessingml/2006/main" xmlns:w14="http://schemas.microsoft.com/office/word/2010/wordml" xmlns:w15="http://schemas.microsoft.com/office/word/2012/wordml" xmlns:w16cid="http://schemas.microsoft.com/office/word/2016/wordml/cid" xmlns:w16se="http://schemas.microsoft.com/office/word/2015/wordml/symex" mc:Ignorable="w14 w15 w16se w16cid">
-  <w:optimizeForBrowser/>
-  <w:allowPNG/>
-</w:webSettings>
-</file>
-
 <file path=word/theme/theme1.xml><?xml version="1.0" encoding="utf-8"?>
 <a:theme xmlns:a="http://schemas.openxmlformats.org/drawingml/2006/main" name="Office Theme">
   <a:themeElements>
@@ -27561,267 +26745,4 @@
   <a:objectDefaults/>
   <a:extraClrSchemeLst/>
 </a:theme>
-</file>
-
-<file path=customXml/item1.xml><?xml version="1.0" encoding="utf-8"?>
-<b:Sources xmlns:b="http://schemas.openxmlformats.org/officeDocument/2006/bibliography" SelectedStyle="\apa.xsl" StyleName="APA" Version="6"/>
-</file>
-
-<file path=customXml/item2.xml><?xml version="1.0" encoding="utf-8"?>
-<ct:contentTypeSchema xmlns:ct="http://schemas.microsoft.com/office/2006/metadata/contentType" xmlns:ma="http://schemas.microsoft.com/office/2006/metadata/properties/metaAttributes" ct:_="" ma:_="" ma:contentTypeName="Document" ma:contentTypeID="0x01010079F111ED35F8CC479449609E8A0923A6" ma:contentTypeVersion="12" ma:contentTypeDescription="Create a new document." ma:contentTypeScope="" ma:versionID="fa6e671f1cd7e4d96ff9652be322dd5e">
-  <xsd:schema xmlns:xsd="http://www.w3.org/2001/XMLSchema" xmlns:xs="http://www.w3.org/2001/XMLSchema" xmlns:p="http://schemas.microsoft.com/office/2006/metadata/properties" xmlns:ns2="71af3243-3dd4-4a8d-8c0d-dd76da1f02a5" xmlns:ns3="16c05727-aa75-4e4a-9b5f-8a80a1165891" targetNamespace="http://schemas.microsoft.com/office/2006/metadata/properties" ma:root="true" ma:fieldsID="4e2496f70b101db0b8013f30a071bbf7" ns2:_="" ns3:_="">
-    <xsd:import namespace="71af3243-3dd4-4a8d-8c0d-dd76da1f02a5"/>
-    <xsd:import namespace="16c05727-aa75-4e4a-9b5f-8a80a1165891"/>
-    <xsd:element name="properties">
-      <xsd:complexType>
-        <xsd:sequence>
-          <xsd:element name="documentManagement">
-            <xsd:complexType>
-              <xsd:all>
-                <xsd:element ref="ns2:MediaServiceMetadata" minOccurs="0"/>
-                <xsd:element ref="ns2:MediaServiceFastMetadata" minOccurs="0"/>
-                <xsd:element ref="ns2:MediaServiceOCR" minOccurs="0"/>
-                <xsd:element ref="ns2:MediaServiceAutoTags" minOccurs="0"/>
-                <xsd:element ref="ns2:MediaServiceEventHashCode" minOccurs="0"/>
-                <xsd:element ref="ns2:MediaServiceGenerationTime" minOccurs="0"/>
-                <xsd:element ref="ns3:SharedWithUsers" minOccurs="0"/>
-                <xsd:element ref="ns3:SharedWithDetails" minOccurs="0"/>
-                <xsd:element ref="ns2:MediaServiceAutoKeyPoints" minOccurs="0"/>
-                <xsd:element ref="ns2:MediaServiceKeyPoints" minOccurs="0"/>
-                <xsd:element ref="ns2:MediaServiceDateTaken" minOccurs="0"/>
-                <xsd:element ref="ns2:Status" minOccurs="0"/>
-              </xsd:all>
-            </xsd:complexType>
-          </xsd:element>
-        </xsd:sequence>
-      </xsd:complexType>
-    </xsd:element>
-  </xsd:schema>
-  <xsd:schema xmlns:xsd="http://www.w3.org/2001/XMLSchema" xmlns:xs="http://www.w3.org/2001/XMLSchema" xmlns:dms="http://schemas.microsoft.com/office/2006/documentManagement/types" xmlns:pc="http://schemas.microsoft.com/office/infopath/2007/PartnerControls" targetNamespace="71af3243-3dd4-4a8d-8c0d-dd76da1f02a5" elementFormDefault="qualified">
-    <xsd:import namespace="http://schemas.microsoft.com/office/2006/documentManagement/types"/>
-    <xsd:import namespace="http://schemas.microsoft.com/office/infopath/2007/PartnerControls"/>
-    <xsd:element name="MediaServiceMetadata" ma:index="8" nillable="true" ma:displayName="MediaServiceMetadata" ma:hidden="true" ma:internalName="MediaServiceMetadata" ma:readOnly="true">
-      <xsd:simpleType>
-        <xsd:restriction base="dms:Note"/>
-      </xsd:simpleType>
-    </xsd:element>
-    <xsd:element name="MediaServiceFastMetadata" ma:index="9" nillable="true" ma:displayName="MediaServiceFastMetadata" ma:hidden="true" ma:internalName="MediaServiceFastMetadata" ma:readOnly="true">
-      <xsd:simpleType>
-        <xsd:restriction base="dms:Note"/>
-      </xsd:simpleType>
-    </xsd:element>
-    <xsd:element name="MediaServiceOCR" ma:index="10" nillable="true" ma:displayName="MediaServiceOCR" ma:internalName="MediaServiceOCR" ma:readOnly="true">
-      <xsd:simpleType>
-        <xsd:restriction base="dms:Note">
-          <xsd:maxLength value="255"/>
-        </xsd:restriction>
-      </xsd:simpleType>
-    </xsd:element>
-    <xsd:element name="MediaServiceAutoTags" ma:index="11" nillable="true" ma:displayName="MediaServiceAutoTags" ma:internalName="MediaServiceAutoTags" ma:readOnly="true">
-      <xsd:simpleType>
-        <xsd:restriction base="dms:Text"/>
-      </xsd:simpleType>
-    </xsd:element>
-    <xsd:element name="MediaServiceEventHashCode" ma:index="12" nillable="true" ma:displayName="MediaServiceEventHashCode" ma:hidden="true" ma:internalName="MediaServiceEventHashCode" ma:readOnly="true">
-      <xsd:simpleType>
-        <xsd:restriction base="dms:Text"/>
-      </xsd:simpleType>
-    </xsd:element>
-    <xsd:element name="MediaServiceGenerationTime" ma:index="13" nillable="true" ma:displayName="MediaServiceGenerationTime" ma:hidden="true" ma:internalName="MediaServiceGenerationTime" ma:readOnly="true">
-      <xsd:simpleType>
-        <xsd:restriction base="dms:Text"/>
-      </xsd:simpleType>
-    </xsd:element>
-    <xsd:element name="MediaServiceAutoKeyPoints" ma:index="16" nillable="true" ma:displayName="MediaServiceAutoKeyPoints" ma:hidden="true" ma:internalName="MediaServiceAutoKeyPoints" ma:readOnly="true">
-      <xsd:simpleType>
-        <xsd:restriction base="dms:Note"/>
-      </xsd:simpleType>
-    </xsd:element>
-    <xsd:element name="MediaServiceKeyPoints" ma:index="17" nillable="true" ma:displayName="KeyPoints" ma:internalName="MediaServiceKeyPoints" ma:readOnly="false">
-      <xsd:simpleType>
-        <xsd:restriction base="dms:Note">
-          <xsd:maxLength value="255"/>
-        </xsd:restriction>
-      </xsd:simpleType>
-    </xsd:element>
-    <xsd:element name="MediaServiceDateTaken" ma:index="18" nillable="true" ma:displayName="MediaServiceDateTaken" ma:hidden="true" ma:internalName="MediaServiceDateTaken" ma:readOnly="true">
-      <xsd:simpleType>
-        <xsd:restriction base="dms:Text"/>
-      </xsd:simpleType>
-    </xsd:element>
-    <xsd:element name="Status" ma:index="19" nillable="true" ma:displayName="Status" ma:default="Not started" ma:format="Dropdown" ma:internalName="Status">
-      <xsd:simpleType>
-        <xsd:restriction base="dms:Choice">
-          <xsd:enumeration value="Not started"/>
-          <xsd:enumeration value="In Progress"/>
-          <xsd:enumeration value="Completed"/>
-        </xsd:restriction>
-      </xsd:simpleType>
-    </xsd:element>
-  </xsd:schema>
-  <xsd:schema xmlns:xsd="http://www.w3.org/2001/XMLSchema" xmlns:xs="http://www.w3.org/2001/XMLSchema" xmlns:dms="http://schemas.microsoft.com/office/2006/documentManagement/types" xmlns:pc="http://schemas.microsoft.com/office/infopath/2007/PartnerControls" targetNamespace="16c05727-aa75-4e4a-9b5f-8a80a1165891" elementFormDefault="qualified">
-    <xsd:import namespace="http://schemas.microsoft.com/office/2006/documentManagement/types"/>
-    <xsd:import namespace="http://schemas.microsoft.com/office/infopath/2007/PartnerControls"/>
-    <xsd:element name="SharedWithUsers" ma:index="14" nillable="true" ma:displayName="Shared With" ma:internalName="SharedWithUsers" ma:readOnly="true">
-      <xsd:complexType>
-        <xsd:complexContent>
-          <xsd:extension base="dms:UserMulti">
-            <xsd:sequence>
-              <xsd:element name="UserInfo" minOccurs="0" maxOccurs="unbounded">
-                <xsd:complexType>
-                  <xsd:sequence>
-                    <xsd:element name="DisplayName" type="xsd:string" minOccurs="0"/>
-                    <xsd:element name="AccountId" type="dms:UserId" minOccurs="0" nillable="true"/>
-                    <xsd:element name="AccountType" type="xsd:string" minOccurs="0"/>
-                  </xsd:sequence>
-                </xsd:complexType>
-              </xsd:element>
-            </xsd:sequence>
-          </xsd:extension>
-        </xsd:complexContent>
-      </xsd:complexType>
-    </xsd:element>
-    <xsd:element name="SharedWithDetails" ma:index="15" nillable="true" ma:displayName="Shared With Details" ma:internalName="SharedWithDetails" ma:readOnly="true">
-      <xsd:simpleType>
-        <xsd:restriction base="dms:Note">
-          <xsd:maxLength value="255"/>
-        </xsd:restriction>
-      </xsd:simpleType>
-    </xsd:element>
-  </xsd:schema>
-  <xsd:schema xmlns="http://schemas.openxmlformats.org/package/2006/metadata/core-properties" xmlns:xsd="http://www.w3.org/2001/XMLSchema" xmlns:xsi="http://www.w3.org/2001/XMLSchema-instance" xmlns:dc="http://purl.org/dc/elements/1.1/" xmlns:dcterms="http://purl.org/dc/terms/" xmlns:odoc="http://schemas.microsoft.com/internal/obd" targetNamespace="http://schemas.openxmlformats.org/package/2006/metadata/core-properties" elementFormDefault="qualified" attributeFormDefault="unqualified" blockDefault="#all">
-    <xsd:import namespace="http://purl.org/dc/elements/1.1/" schemaLocation="http://dublincore.org/schemas/xmls/qdc/2003/04/02/dc.xsd"/>
-    <xsd:import namespace="http://purl.org/dc/terms/" schemaLocation="http://dublincore.org/schemas/xmls/qdc/2003/04/02/dcterms.xsd"/>
-    <xsd:element name="coreProperties" type="CT_coreProperties"/>
-    <xsd:complexType name="CT_coreProperties">
-      <xsd:all>
-        <xsd:element ref="dc:creator" minOccurs="0" maxOccurs="1"/>
-        <xsd:element ref="dcterms:created" minOccurs="0" maxOccurs="1"/>
-        <xsd:element ref="dc:identifier" minOccurs="0" maxOccurs="1"/>
-        <xsd:element name="contentType" minOccurs="0" maxOccurs="1" type="xsd:string" ma:index="0" ma:displayName="Content Type"/>
-        <xsd:element ref="dc:title" minOccurs="0" maxOccurs="1" ma:index="4" ma:displayName="Title"/>
-        <xsd:element ref="dc:subject" minOccurs="0" maxOccurs="1"/>
-        <xsd:element ref="dc:description" minOccurs="0" maxOccurs="1"/>
-        <xsd:element name="keywords" minOccurs="0" maxOccurs="1" type="xsd:string"/>
-        <xsd:element ref="dc:language" minOccurs="0" maxOccurs="1"/>
-        <xsd:element name="category" minOccurs="0" maxOccurs="1" type="xsd:string"/>
-        <xsd:element name="version" minOccurs="0" maxOccurs="1" type="xsd:string"/>
-        <xsd:element name="revision" minOccurs="0" maxOccurs="1" type="xsd:string">
-          <xsd:annotation>
-            <xsd:documentation>
-                        This value indicates the number of saves or revisions. The application is responsible for updating this value after each revision.
-                    </xsd:documentation>
-          </xsd:annotation>
-        </xsd:element>
-        <xsd:element name="lastModifiedBy" minOccurs="0" maxOccurs="1" type="xsd:string"/>
-        <xsd:element ref="dcterms:modified" minOccurs="0" maxOccurs="1"/>
-        <xsd:element name="contentStatus" minOccurs="0" maxOccurs="1" type="xsd:string"/>
-      </xsd:all>
-    </xsd:complexType>
-  </xsd:schema>
-  <xs:schema xmlns:pc="http://schemas.microsoft.com/office/infopath/2007/PartnerControls" xmlns:xs="http://www.w3.org/2001/XMLSchema" targetNamespace="http://schemas.microsoft.com/office/infopath/2007/PartnerControls" elementFormDefault="qualified" attributeFormDefault="unqualified">
-    <xs:element name="Person">
-      <xs:complexType>
-        <xs:sequence>
-          <xs:element ref="pc:DisplayName" minOccurs="0"/>
-          <xs:element ref="pc:AccountId" minOccurs="0"/>
-          <xs:element ref="pc:AccountType" minOccurs="0"/>
-        </xs:sequence>
-      </xs:complexType>
-    </xs:element>
-    <xs:element name="DisplayName" type="xs:string"/>
-    <xs:element name="AccountId" type="xs:string"/>
-    <xs:element name="AccountType" type="xs:string"/>
-    <xs:element name="BDCAssociatedEntity">
-      <xs:complexType>
-        <xs:sequence>
-          <xs:element ref="pc:BDCEntity" minOccurs="0" maxOccurs="unbounded"/>
-        </xs:sequence>
-        <xs:attribute ref="pc:EntityNamespace"/>
-        <xs:attribute ref="pc:EntityName"/>
-        <xs:attribute ref="pc:SystemInstanceName"/>
-        <xs:attribute ref="pc:AssociationName"/>
-      </xs:complexType>
-    </xs:element>
-    <xs:attribute name="EntityNamespace" type="xs:string"/>
-    <xs:attribute name="EntityName" type="xs:string"/>
-    <xs:attribute name="SystemInstanceName" type="xs:string"/>
-    <xs:attribute name="AssociationName" type="xs:string"/>
-    <xs:element name="BDCEntity">
-      <xs:complexType>
-        <xs:sequence>
-          <xs:element ref="pc:EntityDisplayName" minOccurs="0"/>
-          <xs:element ref="pc:EntityInstanceReference" minOccurs="0"/>
-          <xs:element ref="pc:EntityId1" minOccurs="0"/>
-          <xs:element ref="pc:EntityId2" minOccurs="0"/>
-          <xs:element ref="pc:EntityId3" minOccurs="0"/>
-          <xs:element ref="pc:EntityId4" minOccurs="0"/>
-          <xs:element ref="pc:EntityId5" minOccurs="0"/>
-        </xs:sequence>
-      </xs:complexType>
-    </xs:element>
-    <xs:element name="EntityDisplayName" type="xs:string"/>
-    <xs:element name="EntityInstanceReference" type="xs:string"/>
-    <xs:element name="EntityId1" type="xs:string"/>
-    <xs:element name="EntityId2" type="xs:string"/>
-    <xs:element name="EntityId3" type="xs:string"/>
-    <xs:element name="EntityId4" type="xs:string"/>
-    <xs:element name="EntityId5" type="xs:string"/>
-    <xs:element name="Terms">
-      <xs:complexType>
-        <xs:sequence>
-          <xs:element ref="pc:TermInfo" minOccurs="0" maxOccurs="unbounded"/>
-        </xs:sequence>
-      </xs:complexType>
-    </xs:element>
-    <xs:element name="TermInfo">
-      <xs:complexType>
-        <xs:sequence>
-          <xs:element ref="pc:TermName" minOccurs="0"/>
-          <xs:element ref="pc:TermId" minOccurs="0"/>
-        </xs:sequence>
-      </xs:complexType>
-    </xs:element>
-    <xs:element name="TermName" type="xs:string"/>
-    <xs:element name="TermId" type="xs:string"/>
-  </xs:schema>
-</ct:contentTypeSchema>
-</file>
-
-<file path=customXml/item3.xml><?xml version="1.0" encoding="utf-8"?>
-<?mso-contentType ?>
-<FormTemplates xmlns="http://schemas.microsoft.com/sharepoint/v3/contenttype/forms">
-  <Display>DocumentLibraryForm</Display>
-  <Edit>DocumentLibraryForm</Edit>
-  <New>DocumentLibraryForm</New>
-</FormTemplates>
-</file>
-
-<file path=customXml/item4.xml><?xml version="1.0" encoding="utf-8"?>
-<p:properties xmlns:p="http://schemas.microsoft.com/office/2006/metadata/properties" xmlns:xsi="http://www.w3.org/2001/XMLSchema-instance" xmlns:pc="http://schemas.microsoft.com/office/infopath/2007/PartnerControls">
-  <documentManagement>
-    <Status xmlns="71af3243-3dd4-4a8d-8c0d-dd76da1f02a5">Not started</Status>
-    <MediaServiceKeyPoints xmlns="71af3243-3dd4-4a8d-8c0d-dd76da1f02a5" xsi:nil="true"/>
-  </documentManagement>
-</p:properties>
-</file>
-
-<file path=customXml/itemProps1.xml><?xml version="1.0" encoding="utf-8"?>
-<ds:datastoreItem xmlns:ds="http://schemas.openxmlformats.org/officeDocument/2006/customXml" ds:itemID="{7E47D0B7-DCB1-45C4-9E99-DC17720BDBD3}">
-  <ds:schemaRefs>
-    <ds:schemaRef ds:uri="http://schemas.openxmlformats.org/officeDocument/2006/bibliography"/>
-  </ds:schemaRefs>
-</ds:datastoreItem>
-</file>
-
-<file path=customXml/itemProps2.xml><?xml version="1.0" encoding="utf-8"?>
-<ds:datastoreItem xmlns:ds="http://schemas.openxmlformats.org/officeDocument/2006/customXml" ds:itemID="{CC394A57-5E55-4381-9425-4EF3829CF897}"/>
-</file>
-
-<file path=customXml/itemProps3.xml><?xml version="1.0" encoding="utf-8"?>
-<ds:datastoreItem xmlns:ds="http://schemas.openxmlformats.org/officeDocument/2006/customXml" ds:itemID="{23A7A273-7E78-4377-B9F2-5597CCE0359F}"/>
-</file>
-
-<file path=customXml/itemProps4.xml><?xml version="1.0" encoding="utf-8"?>
-<ds:datastoreItem xmlns:ds="http://schemas.openxmlformats.org/officeDocument/2006/customXml" ds:itemID="{333C9F46-9760-483A-AB23-BE955D8629AD}"/>
 </file>